--- a/파일럿/보고자료/한글문서/01_제안서_한장요약.docx
+++ b/파일럿/보고자료/한글문서/01_제안서_한장요약.docx
@@ -44,7 +44,7 @@
           <w:color w:val="8A8FA3"/>
           <w:sz w:val="18"/>
         </w:rPr>
-        <w:t>숙제 제출·확인을 한곳에서 · 작성일 2026년 9월 25일</w:t>
+        <w:t>숙제 제출·확인을 한곳에서 · 작성일 2026년 9월 27일</w:t>
       </w:r>
     </w:p>
     <w:p>
@@ -1264,7 +1264,7 @@
           <w:b w:val="0"/>
           <w:sz w:val="20"/>
         </w:rPr>
-        <w:t>사진은 한 장당 약 1MB 이하로 줄여 저장합니다. 원본 화질 그대로는 아닙니다.</w:t>
+        <w:t>사진은 긴 변 1280픽셀로 줄여 한 장당 약 150KB로 저장합니다. 원본 화질 그대로는 아닙니다.</w:t>
       </w:r>
     </w:p>
     <w:p>
@@ -1452,7 +1452,7 @@
           <w:color w:val="8A8FA3"/>
           <w:sz w:val="17"/>
         </w:rPr>
-        <w:t>「오늘의 숙제」 시범 운영 자료 · 2026년 9월 25일</w:t>
+        <w:t>「오늘의 숙제」 시범 운영 자료 · 2026년 9월 27일</w:t>
       </w:r>
     </w:p>
     <w:sectPr>

--- a/파일럿/보고자료/한글문서/01_제안서_한장요약.docx
+++ b/파일럿/보고자료/한글문서/01_제안서_한장요약.docx
@@ -44,7 +44,7 @@
           <w:color w:val="8A8FA3"/>
           <w:sz w:val="18"/>
         </w:rPr>
-        <w:t>숙제 제출·확인을 한곳에서 · 작성일 2026년 9월 27일</w:t>
+        <w:t>숙제 제출·확인을 한곳에서 · 작성일 2026년 9월 28일</w:t>
       </w:r>
     </w:p>
     <w:p>
@@ -1452,7 +1452,7 @@
           <w:color w:val="8A8FA3"/>
           <w:sz w:val="17"/>
         </w:rPr>
-        <w:t>「오늘의 숙제」 시범 운영 자료 · 2026년 9월 27일</w:t>
+        <w:t>「오늘의 숙제」 시범 운영 자료 · 2026년 9월 28일</w:t>
       </w:r>
     </w:p>
     <w:sectPr>

--- a/파일럿/보고자료/한글문서/01_제안서_한장요약.docx
+++ b/파일럿/보고자료/한글문서/01_제안서_한장요약.docx
@@ -44,7 +44,7 @@
           <w:color w:val="8A8FA3"/>
           <w:sz w:val="18"/>
         </w:rPr>
-        <w:t>숙제 제출·확인을 한곳에서 · 작성일 2026년 9월 28일</w:t>
+        <w:t>숙제 제출·확인을 한곳에서 · 작성일 2026년 9월 29일</w:t>
       </w:r>
     </w:p>
     <w:p>
@@ -1264,7 +1264,7 @@
           <w:b w:val="0"/>
           <w:sz w:val="20"/>
         </w:rPr>
-        <w:t>사진은 긴 변 1280픽셀로 줄여 한 장당 약 150KB로 저장합니다. 원본 화질 그대로는 아닙니다.</w:t>
+        <w:t>사진은 긴 변 1280픽셀로 줄여 한 장당 약 200KB로 저장합니다. 원본 화질 그대로는 아닙니다.</w:t>
       </w:r>
     </w:p>
     <w:p>
@@ -1452,7 +1452,7 @@
           <w:color w:val="8A8FA3"/>
           <w:sz w:val="17"/>
         </w:rPr>
-        <w:t>「오늘의 숙제」 시범 운영 자료 · 2026년 9월 28일</w:t>
+        <w:t>「오늘의 숙제」 시범 운영 자료 · 2026년 9월 29일</w:t>
       </w:r>
     </w:p>
     <w:sectPr>

--- a/파일럿/보고자료/한글문서/01_제안서_한장요약.docx
+++ b/파일럿/보고자료/한글문서/01_제안서_한장요약.docx
@@ -1452,7 +1452,7 @@
           <w:color w:val="8A8FA3"/>
           <w:sz w:val="17"/>
         </w:rPr>
-        <w:t>「오늘의 숙제」 시범 운영 자료 · 2026년 9월 29일</w:t>
+        <w:t>「오늘의 숙제」 자료 · 2026년 9월 29일</w:t>
       </w:r>
     </w:p>
     <w:sectPr>
